--- a/Files/02 - Shemos/12 - Vayakel-Pekudei/5783/Vayakel-Pekudei 5783.docx
+++ b/Files/02 - Shemos/12 - Vayakel-Pekudei/5783/Vayakel-Pekudei 5783.docx
@@ -129,7 +129,7 @@
         <w:rPr>
           <w:rFonts w:ascii="Times New Roman" w:hAnsi="Times New Roman" w:cs="Times New Roman"/>
         </w:rPr>
-        <w:t xml:space="preserve"> In</w:t>
+        <w:t xml:space="preserve"> In </w:t>
       </w:r>
       <w:r>
         <w:rPr>
@@ -1277,7 +1277,7 @@
         <w:rPr>
           <w:rFonts w:ascii="Times New Roman" w:hAnsi="Times New Roman" w:cs="Times New Roman"/>
         </w:rPr>
-        <w:t xml:space="preserve"> in everything that we do, in</w:t>
+        <w:t xml:space="preserve"> in everything that we do, in </w:t>
       </w:r>
       <w:r>
         <w:rPr>

--- a/Files/02 - Shemos/12 - Vayakel-Pekudei/5783/Vayakel-Pekudei 5783.docx
+++ b/Files/02 - Shemos/12 - Vayakel-Pekudei/5783/Vayakel-Pekudei 5783.docx
@@ -129,7 +129,7 @@
         <w:rPr>
           <w:rFonts w:ascii="Times New Roman" w:hAnsi="Times New Roman" w:cs="Times New Roman"/>
         </w:rPr>
-        <w:t xml:space="preserve"> In </w:t>
+        <w:t xml:space="preserve"> In</w:t>
       </w:r>
       <w:r>
         <w:rPr>
@@ -517,13 +517,19 @@
         <w:rPr>
           <w:rFonts w:ascii="Times New Roman" w:hAnsi="Times New Roman" w:cs="Times New Roman"/>
         </w:rPr>
+        <w:t>.</w:t>
+      </w:r>
+      <w:r>
+        <w:rPr>
+          <w:rFonts w:ascii="Times New Roman" w:hAnsi="Times New Roman" w:cs="Times New Roman"/>
+        </w:rPr>
         <w:t>”</w:t>
       </w:r>
       <w:r>
         <w:rPr>
           <w:rFonts w:ascii="Times New Roman" w:hAnsi="Times New Roman" w:cs="Times New Roman"/>
         </w:rPr>
-        <w:t xml:space="preserve">. The older man responded very calmly. </w:t>
+        <w:t xml:space="preserve"> The older man responded very calmly. </w:t>
       </w:r>
       <w:r>
         <w:rPr>
@@ -1277,7 +1283,7 @@
         <w:rPr>
           <w:rFonts w:ascii="Times New Roman" w:hAnsi="Times New Roman" w:cs="Times New Roman"/>
         </w:rPr>
-        <w:t xml:space="preserve"> in everything that we do, in </w:t>
+        <w:t xml:space="preserve"> in everything that we do, in</w:t>
       </w:r>
       <w:r>
         <w:rPr>

--- a/Files/02 - Shemos/12 - Vayakel-Pekudei/5783/Vayakel-Pekudei 5783.docx
+++ b/Files/02 - Shemos/12 - Vayakel-Pekudei/5783/Vayakel-Pekudei 5783.docx
@@ -129,7 +129,7 @@
         <w:rPr>
           <w:rFonts w:ascii="Times New Roman" w:hAnsi="Times New Roman" w:cs="Times New Roman"/>
         </w:rPr>
-        <w:t xml:space="preserve"> In</w:t>
+        <w:t xml:space="preserve"> In </w:t>
       </w:r>
       <w:r>
         <w:rPr>
@@ -1283,7 +1283,7 @@
         <w:rPr>
           <w:rFonts w:ascii="Times New Roman" w:hAnsi="Times New Roman" w:cs="Times New Roman"/>
         </w:rPr>
-        <w:t xml:space="preserve"> in everything that we do, in</w:t>
+        <w:t xml:space="preserve"> in everything that we do, in </w:t>
       </w:r>
       <w:r>
         <w:rPr>
